--- a/ru/wisdom-stories/do-you-remember-me.docx
+++ b/ru/wisdom-stories/do-you-remember-me.docx
@@ -196,7 +196,7 @@
         <w:rPr>
           <w:lang/>
         </w:rPr>
-        <w:t>Этот урок я запомнил на всю жизнь. Я понял, что учитель не просто даёт знания. Он помогает ребёнку увидеть свою ошибку, извлечь из неё урок и поверить, что тот способен стать лучше. Мне захотелось стать таким же учителем, как вы.</w:t>
+        <w:t>Этот урок я запомнил на всю жизнь. Я понял, что учитель не просто даёт знания. Он помогает ребёнку увидеть свою ошибку, извлечь из неё урок и поверить в свою способность стать лучше. Мне захотелось стать таким же учителем, как вы.</w:t>
       </w:r>
     </w:p>
     <w:p>
